--- a/docs/entrega/Documento_Funcional_Control_Accesos_TMAM_Actualizado_v1.2.docx
+++ b/docs/entrega/Documento_Funcional_Control_Accesos_TMAM_Actualizado_v1.2.docx
@@ -664,7 +664,7 @@
           <w:sz w:val="23"/>
           <w:szCs w:val="23"/>
         </w:rPr>
-        <w:t>4</w:t>
+        <w:t>3</w:t>
       </w:r>
       <w:r>
         <w:rPr>
@@ -742,7 +742,7 @@
           <w:sz w:val="23"/>
           <w:szCs w:val="23"/>
         </w:rPr>
-        <w:t>6</w:t>
+        <w:t>3</w:t>
       </w:r>
       <w:r>
         <w:rPr>
@@ -820,7 +820,7 @@
           <w:sz w:val="23"/>
           <w:szCs w:val="23"/>
         </w:rPr>
-        <w:t>6</w:t>
+        <w:t>3</w:t>
       </w:r>
       <w:r>
         <w:rPr>
@@ -898,7 +898,7 @@
           <w:sz w:val="23"/>
           <w:szCs w:val="23"/>
         </w:rPr>
-        <w:t>6</w:t>
+        <w:t>3</w:t>
       </w:r>
       <w:r>
         <w:rPr>
@@ -976,7 +976,7 @@
           <w:sz w:val="23"/>
           <w:szCs w:val="23"/>
         </w:rPr>
-        <w:t>6</w:t>
+        <w:t>3</w:t>
       </w:r>
       <w:r>
         <w:rPr>
@@ -1054,7 +1054,7 @@
           <w:sz w:val="23"/>
           <w:szCs w:val="23"/>
         </w:rPr>
-        <w:t>6</w:t>
+        <w:t>3</w:t>
       </w:r>
       <w:r>
         <w:rPr>
@@ -1132,7 +1132,7 @@
           <w:sz w:val="23"/>
           <w:szCs w:val="23"/>
         </w:rPr>
-        <w:t>6</w:t>
+        <w:t>3</w:t>
       </w:r>
       <w:r>
         <w:rPr>
@@ -1210,7 +1210,7 @@
           <w:sz w:val="23"/>
           <w:szCs w:val="23"/>
         </w:rPr>
-        <w:t>6</w:t>
+        <w:t>3</w:t>
       </w:r>
       <w:r>
         <w:rPr>
@@ -1288,7 +1288,7 @@
           <w:sz w:val="23"/>
           <w:szCs w:val="23"/>
         </w:rPr>
-        <w:t>6</w:t>
+        <w:t>3</w:t>
       </w:r>
       <w:r>
         <w:rPr>
@@ -1366,7 +1366,7 @@
           <w:sz w:val="23"/>
           <w:szCs w:val="23"/>
         </w:rPr>
-        <w:t>6</w:t>
+        <w:t>3</w:t>
       </w:r>
       <w:r>
         <w:rPr>
@@ -1434,7 +1434,7 @@
           <w:sz w:val="23"/>
           <w:szCs w:val="23"/>
         </w:rPr>
-        <w:t>6</w:t>
+        <w:t>3</w:t>
       </w:r>
       <w:r>
         <w:rPr>
@@ -5793,6 +5793,7 @@
         <w:rPr>
           <w:lang w:val="es-PE"/>
         </w:rPr>
+        <w:lastRenderedPageBreak/>
         <w:t>4. Funcionalidades</w:t>
       </w:r>
       <w:bookmarkEnd w:id="3"/>
@@ -6420,6 +6421,7 @@
         <w:rPr>
           <w:lang w:val="es-PE"/>
         </w:rPr>
+        <w:lastRenderedPageBreak/>
         <w:t>4.5. Reportes (Administrador)</w:t>
       </w:r>
     </w:p>
@@ -7436,6 +7438,7 @@
         <w:rPr>
           <w:lang w:val="es-PE"/>
         </w:rPr>
+        <w:lastRenderedPageBreak/>
         <w:t>4.10. Contingencias (Administrador)</w:t>
       </w:r>
     </w:p>
@@ -8471,7 +8474,7 @@
                 <w:sz w:val="20"/>
                 <w:szCs w:val="20"/>
               </w:rPr>
-              <w:t xml:space="preserve"> no se ingresa dos veces sin salir ni se sale sin haber entrado; el vigilante puede corregirlo con motivo.</w:t>
+              <w:t xml:space="preserve"> no se ingresa dos veces sin salir ni se sale sin haber entrado.</w:t>
             </w:r>
           </w:p>
         </w:tc>
@@ -8917,6 +8920,7 @@
                 <w:sz w:val="20"/>
                 <w:szCs w:val="20"/>
               </w:rPr>
+              <w:lastRenderedPageBreak/>
               <w:t>RN-15</w:t>
             </w:r>
           </w:p>
@@ -10396,6 +10400,7 @@
         <w:rPr>
           <w:lang w:val="es-PE"/>
         </w:rPr>
+        <w:lastRenderedPageBreak/>
         <w:t>8. Interfaces (API)</w:t>
       </w:r>
       <w:bookmarkEnd w:id="7"/>
@@ -14878,7 +14883,7 @@
     <w:link w:val="HeaderChar"/>
     <w:uiPriority w:val="99"/>
     <w:unhideWhenUsed/>
-    <w:rsid w:val="00B40F8E"/>
+    <w:rsid w:val="007C0F59"/>
     <w:pPr>
       <w:tabs>
         <w:tab w:val="center" w:pos="4680"/>
@@ -14891,7 +14896,7 @@
     <w:basedOn w:val="DefaultParagraphFont"/>
     <w:link w:val="Header"/>
     <w:uiPriority w:val="99"/>
-    <w:rsid w:val="00B40F8E"/>
+    <w:rsid w:val="007C0F59"/>
     <w:rPr>
       <w:lang w:val="es-PE"/>
     </w:rPr>
@@ -14902,7 +14907,7 @@
     <w:link w:val="FooterChar"/>
     <w:uiPriority w:val="99"/>
     <w:unhideWhenUsed/>
-    <w:rsid w:val="00B40F8E"/>
+    <w:rsid w:val="007C0F59"/>
     <w:pPr>
       <w:tabs>
         <w:tab w:val="center" w:pos="4680"/>
@@ -14915,7 +14920,7 @@
     <w:basedOn w:val="DefaultParagraphFont"/>
     <w:link w:val="Footer"/>
     <w:uiPriority w:val="99"/>
-    <w:rsid w:val="00B40F8E"/>
+    <w:rsid w:val="007C0F59"/>
     <w:rPr>
       <w:lang w:val="es-PE"/>
     </w:rPr>
